--- a/KHBD_Tin_học/Lớp_9/Tuần_16/KHBD_Tin_hoc_Lop_9_Tiet15_Bai_11_Thuat_toan_va_lap_trinh.docx
+++ b/KHBD_Tin_học/Lớp_9/Tuần_16/KHBD_Tin_hoc_Lop_9_Tiet15_Bai_11_Thuat_toan_va_lap_trinh.docx
@@ -360,12 +360,12 @@
       </w:pPr>
       <w:r>
         <w:rPr>
-          <w:rFonts w:ascii="Times New Roman" w:hAnsi="Times New Roman" w:eastAsia="Times New Roman"/>
+          <w:rFonts w:ascii="Times New Roman" w:hAnsi="Times New Roman" w:eastAsia="Times New Roman" w:cs="Times New Roman"/>
           <w:b w:val="0"/>
           <w:i w:val="0"/>
           <w:sz w:val="26"/>
         </w:rPr>
-        <w:t>- Miền I. Khai thác dữ liệu và thông tin (thành tố 1.1. Duyệt, tìm kiếm và lọc dữ liệu, thông tin và nội dung số – Bậc 2): Khai thác thông tin số, dữ liệu đa phương tiện an toàn phục vụ bài học. (Đạt được thông qua Hoạt động 2)</w:t>
+        <w:t>- Miền III. Sáng tạo nội dung số (thành tố 3.4. Lập trình – Bậc 4): Liệt kê được các hướng dẫn cho một hệ thống máy tính để giải quyết một vấn đề nhất định hoặc thực hiện một nhiệm vụ cụ thể. (Đạt được thông qua Hoạt động 2, Hoạt động 3).</w:t>
       </w:r>
     </w:p>
     <w:p>
@@ -376,12 +376,12 @@
       </w:pPr>
       <w:r>
         <w:rPr>
-          <w:rFonts w:ascii="Times New Roman" w:hAnsi="Times New Roman" w:eastAsia="Times New Roman"/>
+          <w:rFonts w:ascii="Times New Roman" w:hAnsi="Times New Roman" w:eastAsia="Times New Roman" w:cs="Times New Roman"/>
           <w:b w:val="0"/>
           <w:i w:val="0"/>
           <w:sz w:val="26"/>
         </w:rPr>
-        <w:t>- Miền IV. An toàn (thành tố 4.1. Bảo vệ thiết bị – Bậc 2): Tuân thủ quy tắc an toàn về điện, bảo vệ mắt và giữ vệ sinh thiết bị phòng máy. (Đạt được thông qua Hoạt động 3, Hoạt động 4)</w:t>
+        <w:t>- Miền V. Giải quyết vấn đề (thành tố 5.3. Sử dụng sáng tạo công nghệ số – Bậc 4): Phân biệt được các công cụ và công nghệ số có thể được sử dụng để tạo ra kiến thức và đổi mới quy trình và sản phẩm; Gắn kết được cá nhân và tập thể vào quá trình xử lý nhận thức để hiểu và giải quyết các vấn đề khái niệm và tình huống có vấn đề trong môi trường số. (Đạt được thông qua Hoạt động 3, Hoạt động 4).</w:t>
       </w:r>
     </w:p>
     <w:p>
